--- a/review/CS-Review-03-Retail-Redesign.docx
+++ b/review/CS-Review-03-Retail-Redesign.docx
@@ -21,7 +21,7 @@
           <w:sz w:val="48"/>
           <w:szCs w:val="48"/>
         </w:rPr>
-        <w:t xml:space="preserve">Case Study Review #3</w:t>
+        <w:t xml:space="preserve">Retail POS Redesign — Checkout Flow</w:t>
       </w:r>
     </w:p>
     <w:p>
@@ -36,7 +36,7 @@
           <w:sz w:val="28"/>
           <w:szCs w:val="28"/>
         </w:rPr>
-        <w:t xml:space="preserve">From Feedback to 427% ROI: Redesigning the Return Process</w:t>
+        <w:t xml:space="preserve">Case Study Review #3</w:t>
       </w:r>
     </w:p>
     <w:p>
@@ -51,7 +51,7 @@
           <w:sz w:val="22"/>
           <w:szCs w:val="22"/>
         </w:rPr>
-        <w:t xml:space="preserve">Harry Hein | March 17, 2026</w:t>
+        <w:t xml:space="preserve">Harry Hein | March 18, 2026</w:t>
       </w:r>
     </w:p>
     <w:p>
@@ -160,7 +160,7 @@
                 <w:sz w:val="20"/>
                 <w:szCs w:val="20"/>
               </w:rPr>
-              <w:t xml:space="preserve">From Feedback to 427% ROI: Redesigning the Return Process</w:t>
+              <w:t xml:space="preserve">Retail POS Redesign — Checkout Flow</w:t>
             </w:r>
           </w:p>
         </w:tc>
@@ -192,7 +192,7 @@
                 <w:sz w:val="20"/>
                 <w:szCs w:val="20"/>
               </w:rPr>
-              <w:t xml:space="preserve">Year</w:t>
+              <w:t xml:space="preserve">Slides</w:t>
             </w:r>
           </w:p>
         </w:tc>
@@ -219,7 +219,7 @@
                 <w:sz w:val="20"/>
                 <w:szCs w:val="20"/>
               </w:rPr>
-              <w:t xml:space="preserve">2025</w:t>
+              <w:t xml:space="preserve">13</w:t>
             </w:r>
           </w:p>
         </w:tc>
@@ -251,7 +251,7 @@
                 <w:sz w:val="20"/>
                 <w:szCs w:val="20"/>
               </w:rPr>
-              <w:t xml:space="preserve">Role</w:t>
+              <w:t xml:space="preserve">Year</w:t>
             </w:r>
           </w:p>
         </w:tc>
@@ -278,7 +278,7 @@
                 <w:sz w:val="20"/>
                 <w:szCs w:val="20"/>
               </w:rPr>
-              <w:t xml:space="preserve">UX Designer</w:t>
+              <w:t xml:space="preserve">2025</w:t>
             </w:r>
           </w:p>
         </w:tc>
@@ -310,7 +310,7 @@
                 <w:sz w:val="20"/>
                 <w:szCs w:val="20"/>
               </w:rPr>
-              <w:t xml:space="preserve">Scope</w:t>
+              <w:t xml:space="preserve">Role</w:t>
             </w:r>
           </w:p>
         </w:tc>
@@ -337,7 +337,7 @@
                 <w:sz w:val="20"/>
                 <w:szCs w:val="20"/>
               </w:rPr>
-              <w:t xml:space="preserve">POS return process redesign at Raytail</w:t>
+              <w:t xml:space="preserve">UX Designer at Raytail</w:t>
             </w:r>
           </w:p>
         </w:tc>
@@ -369,7 +369,7 @@
                 <w:sz w:val="20"/>
                 <w:szCs w:val="20"/>
               </w:rPr>
-              <w:t xml:space="preserve">Key Metrics</w:t>
+              <w:t xml:space="preserve">Scope</w:t>
             </w:r>
           </w:p>
         </w:tc>
@@ -396,7 +396,7 @@
                 <w:sz w:val="20"/>
                 <w:szCs w:val="20"/>
               </w:rPr>
-              <w:t xml:space="preserve">427% ROI, &gt;50% time reduction, faster onboarding</w:t>
+              <w:t xml:space="preserve">POS system redesign for retail environment with button clarity validation and accessibility compliance</w:t>
             </w:r>
           </w:p>
         </w:tc>
@@ -428,7 +428,7 @@
                 <w:sz w:val="20"/>
                 <w:szCs w:val="20"/>
               </w:rPr>
-              <w:t xml:space="preserve">Slides</w:t>
+              <w:t xml:space="preserve">Key Metrics</w:t>
             </w:r>
           </w:p>
         </w:tc>
@@ -455,7 +455,7 @@
                 <w:sz w:val="20"/>
                 <w:szCs w:val="20"/>
               </w:rPr>
-              <w:t xml:space="preserve">13</w:t>
+              <w:t xml:space="preserve">427.4% ROI, &gt;50% time saved, 1000s daily transactions, usability test clarity scores quantified</w:t>
             </w:r>
           </w:p>
         </w:tc>
@@ -662,11 +662,11 @@
                 <w:rFonts w:ascii="Arial" w:cs="Arial" w:eastAsia="Arial" w:hAnsi="Arial"/>
                 <w:b/>
                 <w:bCs/>
-                <w:color w:val="C8A96E"/>
-                <w:sz w:val="20"/>
-                <w:szCs w:val="20"/>
-              </w:rPr>
-              <w:t xml:space="preserve">7.5/10</w:t>
+                <w:color w:val="27AE60"/>
+                <w:sz w:val="20"/>
+                <w:szCs w:val="20"/>
+              </w:rPr>
+              <w:t xml:space="preserve">8/10</w:t>
             </w:r>
           </w:p>
         </w:tc>
@@ -694,7 +694,7 @@
                 <w:sz w:val="20"/>
                 <w:szCs w:val="20"/>
               </w:rPr>
-              <w:t xml:space="preserve">Two-step research (business + user lens) is smart. Mid-fi prototype tested with cashiers. Usability clarity scores. Solid but only one iteration shown.</w:t>
+              <w:t xml:space="preserve">Clear problem-to-solution narrative. Slide 6 now includes quantified usability test data with button clarity scores (Return 0.85, Reprint 0.78, Sale 0.75, Discount 0.60, Hold/Recall 0.56, Day End 0.50). This is new V4 addition showing rigor. Slide 7 provides specific redesign rationale: 'restructured POS component spacing to support dynamic label widths while maintaining 48px minimum touch targets under retail lighting conditions.' This level of detail (lighting conditions, accessibility standard) demonstrates thoughtful design. Alternatives and design decisions not as thoroughly explored as Golden Paths or Resume Pipeline, but sufficient for a company project.</w:t>
             </w:r>
           </w:p>
         </w:tc>
@@ -757,7 +757,7 @@
                 <w:sz w:val="20"/>
                 <w:szCs w:val="20"/>
               </w:rPr>
-              <w:t xml:space="preserve">9/10</w:t>
+              <w:t xml:space="preserve">8/10</w:t>
             </w:r>
           </w:p>
         </w:tc>
@@ -785,7 +785,7 @@
                 <w:sz w:val="20"/>
                 <w:szCs w:val="20"/>
               </w:rPr>
-              <w:t xml:space="preserve">427% ROI is the strongest metric in the portfolio. Transparent calculation. &gt;50% time reduction on returns. Scaled across thousands of daily transactions. Gold standard.</w:t>
+              <w:t xml:space="preserve">427.4% ROI is presented (more precise than V2's 427%). Title metrics show &gt;50% time saved and '1000s daily transactions' (new V4 addition adding scale context). However, the ROI calculation methodology is not shown (unlike Finance Dashboard which displays: hours saved × hourly rate × days). The claim is credible in magnitude but lacks transparent math. Homepage metrics '-34% cart abandonment, -40% support tickets' are not present in case study slides—this is a credibility gap.</w:t>
             </w:r>
           </w:p>
         </w:tc>
@@ -848,7 +848,7 @@
                 <w:sz w:val="20"/>
                 <w:szCs w:val="20"/>
               </w:rPr>
-              <w:t xml:space="preserve">6.5/10</w:t>
+              <w:t xml:space="preserve">7.5/10</w:t>
             </w:r>
           </w:p>
         </w:tc>
@@ -876,7 +876,7 @@
                 <w:sz w:val="20"/>
                 <w:szCs w:val="20"/>
               </w:rPr>
-              <w:t xml:space="preserve">POS redesign is focused. Good retail constraints understanding but narrow: button reorganization and menu restructuring. No complex interactions.</w:t>
+              <w:t xml:space="preserve">POS system components (Return, Reprint, Sale, Discount, Hold/Recall, Day End) are domain-specific. Touch target specification (48px minimum) shows accessibility and hardware constraint awareness. Dynamic label width support addresses real retail environments where button text varies. Redesign focused on component spacing and touch targets rather than complex architecture. Solid but narrower scope than AI or design system work.</w:t>
             </w:r>
           </w:p>
         </w:tc>
@@ -935,11 +935,11 @@
                 <w:rFonts w:ascii="Arial" w:cs="Arial" w:eastAsia="Arial" w:hAnsi="Arial"/>
                 <w:b/>
                 <w:bCs/>
-                <w:color w:val="27AE60"/>
-                <w:sz w:val="20"/>
-                <w:szCs w:val="20"/>
-              </w:rPr>
-              <w:t xml:space="preserve">8/10</w:t>
+                <w:color w:val="C8A96E"/>
+                <w:sz w:val="20"/>
+                <w:szCs w:val="20"/>
+              </w:rPr>
+              <w:t xml:space="preserve">7.5/10</w:t>
             </w:r>
           </w:p>
         </w:tc>
@@ -967,7 +967,7 @@
                 <w:sz w:val="20"/>
                 <w:szCs w:val="20"/>
               </w:rPr>
-              <w:t xml:space="preserve">Business vs User lens overlay is novel. Direct cashier observation. Usability clarity scores per button. Reframed 'returns are rare' assumption.</w:t>
+              <w:t xml:space="preserve">Usability test data is now quantified (button clarity scores from 0.50 to 0.85). This is excellent addition in V4. However, the number of participants, test methodology, or context depth is not detailed. Are these clarity scores from 5 participants, 50, or 500? What method was used (think-aloud, preference rating, success rate)? Quantified outcome without methodology detail is partially credible.</w:t>
             </w:r>
           </w:p>
         </w:tc>
@@ -1030,7 +1030,7 @@
                 <w:sz w:val="20"/>
                 <w:szCs w:val="20"/>
               </w:rPr>
-              <w:t xml:space="preserve">8/10</w:t>
+              <w:t xml:space="preserve">8.5/10</w:t>
             </w:r>
           </w:p>
         </w:tc>
@@ -1058,7 +1058,7 @@
                 <w:sz w:val="20"/>
                 <w:szCs w:val="20"/>
               </w:rPr>
-              <w:t xml:space="preserve">First case study with real stakeholder work. CS, Warehouse, Finance teams. Colleague quote from Maldives workshop. Data-driven stakeholder buy-in.</w:t>
+              <w:t xml:space="preserve">Company project (Raytail employee, not solo personal product). Retail environment context shows stakeholder constraints: lighting, touch environment, transaction complexity. Accessibility considerations (WCAG AA contrast, color never sole status indicator) suggests collaboration with accessibility or compliance teams. This is team-oriented work with real business context, stronger signal than solo Designer OS projects.</w:t>
             </w:r>
           </w:p>
         </w:tc>
@@ -1117,11 +1117,11 @@
                 <w:rFonts w:ascii="Arial" w:cs="Arial" w:eastAsia="Arial" w:hAnsi="Arial"/>
                 <w:b/>
                 <w:bCs/>
-                <w:color w:val="C8A96E"/>
-                <w:sz w:val="20"/>
-                <w:szCs w:val="20"/>
-              </w:rPr>
-              <w:t xml:space="preserve">7/10</w:t>
+                <w:color w:val="27AE60"/>
+                <w:sz w:val="20"/>
+                <w:szCs w:val="20"/>
+              </w:rPr>
+              <w:t xml:space="preserve">8/10</w:t>
             </w:r>
           </w:p>
         </w:tc>
@@ -1149,7 +1149,7 @@
                 <w:sz w:val="20"/>
                 <w:szCs w:val="20"/>
               </w:rPr>
-              <w:t xml:space="preserve">Concise at 13 slides. Before/after clear. Pain point annotations effective. Could be longer with more process.</w:t>
+              <w:t xml:space="preserve">13-slide presentation is concise and focused. Problem → research → design → metrics structure is clear. Before/After comparison visually strong. Accessibility note in Slide 11 is important addition. Presentation is solid though less exploratory than longer case studies.</w:t>
             </w:r>
           </w:p>
         </w:tc>
@@ -1213,7 +1213,7 @@
                 <w:sz w:val="20"/>
                 <w:szCs w:val="20"/>
               </w:rPr>
-              <w:t xml:space="preserve">7.7/10</w:t>
+              <w:t xml:space="preserve">7.9/10</w:t>
             </w:r>
           </w:p>
         </w:tc>
@@ -1483,7 +1483,7 @@
                 <w:sz w:val="20"/>
                 <w:szCs w:val="20"/>
               </w:rPr>
-              <w:t xml:space="preserve">ROI-driven design is exactly what hiring managers want. Real company, real users, real outcomes.</w:t>
+              <w:t xml:space="preserve">Real company work (Raytail, a retail technology firm) signals ability to deliver in organizational context. POS system domain expertise is niche and valuable. ROI focus (427%) is directly aligned with business value, not just design craft.</w:t>
             </w:r>
           </w:p>
         </w:tc>
@@ -1574,7 +1574,7 @@
                 <w:sz w:val="20"/>
                 <w:szCs w:val="20"/>
               </w:rPr>
-              <w:t xml:space="preserve">Named company (Raytail), named role, real impact. Most credible case study for enterprise hiring.</w:t>
+              <w:t xml:space="preserve">UX Designer at Raytail (vs product designer at solo projects). Retail domain gives credibility within e-commerce/retail tech sector. Multiple Raytail projects in portfolio (Retail, Design System, Tokens) show career depth in one organization.</w:t>
             </w:r>
           </w:p>
         </w:tc>
@@ -1633,11 +1633,11 @@
                 <w:rFonts w:ascii="Arial" w:cs="Arial" w:eastAsia="Arial" w:hAnsi="Arial"/>
                 <w:b/>
                 <w:bCs/>
-                <w:color w:val="C8A96E"/>
-                <w:sz w:val="20"/>
-                <w:szCs w:val="20"/>
-              </w:rPr>
-              <w:t xml:space="preserve">7/10</w:t>
+                <w:color w:val="27AE60"/>
+                <w:sz w:val="20"/>
+                <w:szCs w:val="20"/>
+              </w:rPr>
+              <w:t xml:space="preserve">8.5/10</w:t>
             </w:r>
           </w:p>
         </w:tc>
@@ -1665,7 +1665,7 @@
                 <w:sz w:val="20"/>
                 <w:szCs w:val="20"/>
               </w:rPr>
-              <w:t xml:space="preserve">User research, stakeholder management, data-driven design. Solid but missing AI/modern tech signals.</w:t>
+              <w:t xml:space="preserve">Accessibility-first design (WCAG AA), touch interface optimization, component design, ROI-focused thinking. These skills are directly applicable to e-commerce and mobile-first companies. POS domain knowledge is valuable in payment/retail tech.</w:t>
             </w:r>
           </w:p>
         </w:tc>
@@ -1724,11 +1724,11 @@
                 <w:rFonts w:ascii="Arial" w:cs="Arial" w:eastAsia="Arial" w:hAnsi="Arial"/>
                 <w:b/>
                 <w:bCs/>
-                <w:color w:val="27AE60"/>
-                <w:sz w:val="20"/>
-                <w:szCs w:val="20"/>
-              </w:rPr>
-              <w:t xml:space="preserve">8.5/10</w:t>
+                <w:color w:val="C8A96E"/>
+                <w:sz w:val="20"/>
+                <w:szCs w:val="20"/>
+              </w:rPr>
+              <w:t xml:space="preserve">7.5/10</w:t>
             </w:r>
           </w:p>
         </w:tc>
@@ -1756,7 +1756,7 @@
                 <w:sz w:val="20"/>
                 <w:szCs w:val="20"/>
               </w:rPr>
-              <w:t xml:space="preserve">Very few red flags. Real company, real metrics, transparent methodology.</w:t>
+              <w:t xml:space="preserve">Homepage metrics '-34% abandonment, -40% support tickets' don't appear in case study, creating sourcing question. 427.4% ROI is precise but not calculated transparently. 'Faster Onboarding' mentioned as metric but not quantified. These gaps aren't disqualifying but raise credibility concerns in context of broader portfolio.</w:t>
             </w:r>
           </w:p>
         </w:tc>
@@ -1815,11 +1815,11 @@
                 <w:rFonts w:ascii="Arial" w:cs="Arial" w:eastAsia="Arial" w:hAnsi="Arial"/>
                 <w:b/>
                 <w:bCs/>
-                <w:color w:val="C8A96E"/>
-                <w:sz w:val="20"/>
-                <w:szCs w:val="20"/>
-              </w:rPr>
-              <w:t xml:space="preserve">7.5/10</w:t>
+                <w:color w:val="27AE60"/>
+                <w:sz w:val="20"/>
+                <w:szCs w:val="20"/>
+              </w:rPr>
+              <w:t xml:space="preserve">8/10</w:t>
             </w:r>
           </w:p>
         </w:tc>
@@ -1847,7 +1847,7 @@
                 <w:sz w:val="20"/>
                 <w:szCs w:val="20"/>
               </w:rPr>
-              <w:t xml:space="preserve">Senior UX signals. Cross-functional stakeholder work. Could show more strategic leadership.</w:t>
+              <w:t xml:space="preserve">UX Designer role at established company. Retail domain expertise. ROI ownership. Senior IC or lead level ($120-150K range).</w:t>
             </w:r>
           </w:p>
         </w:tc>
@@ -1910,7 +1910,7 @@
                 <w:sz w:val="20"/>
                 <w:szCs w:val="20"/>
               </w:rPr>
-              <w:t xml:space="preserve">8/10</w:t>
+              <w:t xml:space="preserve">8.5/10</w:t>
             </w:r>
           </w:p>
         </w:tc>
@@ -1938,7 +1938,7 @@
                 <w:sz w:val="20"/>
                 <w:szCs w:val="20"/>
               </w:rPr>
-              <w:t xml:space="preserve">Multiple teams. Lessons show humility. Good growth mindset signals.</w:t>
+              <w:t xml:space="preserve">Company employee context shows ability to work within organizational structure. Accessibility and inclusive design signals values alignment. Faster onboarding metric suggests mentorship or team-building mindset.</w:t>
             </w:r>
           </w:p>
         </w:tc>
@@ -2002,7 +2002,7 @@
                 <w:sz w:val="20"/>
                 <w:szCs w:val="20"/>
               </w:rPr>
-              <w:t xml:space="preserve">8.0/10</w:t>
+              <w:t xml:space="preserve">8.3/10</w:t>
             </w:r>
           </w:p>
         </w:tc>
@@ -2086,7 +2086,7 @@
           <w:sz w:val="20"/>
           <w:szCs w:val="20"/>
         </w:rPr>
-        <w:t xml:space="preserve">Most authentically human case study. Specific observations, workplace quotes, transparent ROI, genuine methodology. Minimal AI signals.</w:t>
+        <w:t xml:space="preserve">Strong authenticity. Button clarity scores, touch target specs, and lighting-aware design rationale are domain-specific details hard to fabricate. Accessibility standards cited appropriately.</w:t>
       </w:r>
     </w:p>
     <w:p>
@@ -2243,7 +2243,7 @@
                 <w:sz w:val="20"/>
                 <w:szCs w:val="20"/>
               </w:rPr>
-              <w:t xml:space="preserve">Opening colleague quote</w:t>
+              <w:t xml:space="preserve">Button clarity scores (0.50-0.85)</w:t>
             </w:r>
           </w:p>
         </w:tc>
@@ -2300,7 +2300,7 @@
                 <w:sz w:val="20"/>
                 <w:szCs w:val="20"/>
               </w:rPr>
-              <w:t xml:space="preserve">Specific, attributed, situational.</w:t>
+              <w:t xml:space="preserve">Specific numeric scale. Different for each button type. Appears empirical, not generic.</w:t>
             </w:r>
           </w:p>
         </w:tc>
@@ -2330,7 +2330,7 @@
                 <w:sz w:val="20"/>
                 <w:szCs w:val="20"/>
               </w:rPr>
-              <w:t xml:space="preserve">Pain point annotations</w:t>
+              <w:t xml:space="preserve">Touch target specification (48px minimum)</w:t>
             </w:r>
           </w:p>
         </w:tc>
@@ -2387,7 +2387,7 @@
                 <w:sz w:val="20"/>
                 <w:szCs w:val="20"/>
               </w:rPr>
-              <w:t xml:space="preserve">Specific UI elements from observation.</w:t>
+              <w:t xml:space="preserve">Specific accessibility standard. Real constraint, not invented.</w:t>
             </w:r>
           </w:p>
         </w:tc>
@@ -2417,7 +2417,7 @@
                 <w:sz w:val="20"/>
                 <w:szCs w:val="20"/>
               </w:rPr>
-              <w:t xml:space="preserve">Business vs User lens</w:t>
+              <w:t xml:space="preserve">'Dynamic label widths' design rationale</w:t>
             </w:r>
           </w:p>
         </w:tc>
@@ -2474,7 +2474,7 @@
                 <w:sz w:val="20"/>
                 <w:szCs w:val="20"/>
               </w:rPr>
-              <w:t xml:space="preserve">Novel framework not in AI outputs.</w:t>
+              <w:t xml:space="preserve">Concrete technical problem addressing real POS environment.</w:t>
             </w:r>
           </w:p>
         </w:tc>
@@ -2504,7 +2504,7 @@
                 <w:sz w:val="20"/>
                 <w:szCs w:val="20"/>
               </w:rPr>
-              <w:t xml:space="preserve">Lesson titles</w:t>
+              <w:t xml:space="preserve">'Under retail lighting conditions'</w:t>
             </w:r>
           </w:p>
         </w:tc>
@@ -2529,11 +2529,11 @@
             <w:r>
               <w:rPr>
                 <w:rFonts w:ascii="Arial" w:cs="Arial" w:eastAsia="Arial" w:hAnsi="Arial"/>
-                <w:color w:val="E67E22"/>
-                <w:sz w:val="20"/>
-                <w:szCs w:val="20"/>
-              </w:rPr>
-              <w:t xml:space="preserve">Medium</w:t>
+                <w:color w:val="27AE60"/>
+                <w:sz w:val="20"/>
+                <w:szCs w:val="20"/>
+              </w:rPr>
+              <w:t xml:space="preserve">Low</w:t>
             </w:r>
           </w:p>
         </w:tc>
@@ -2561,7 +2561,7 @@
                 <w:sz w:val="20"/>
                 <w:szCs w:val="20"/>
               </w:rPr>
-              <w:t xml:space="preserve">Some parallel: 'Low frequency != Low impact.' Slightly formulaic.</w:t>
+              <w:t xml:space="preserve">Environmental constraint specific to retail domain. Shows domain knowledge.</w:t>
             </w:r>
           </w:p>
         </w:tc>
@@ -2591,7 +2591,7 @@
                 <w:sz w:val="20"/>
                 <w:szCs w:val="20"/>
               </w:rPr>
-              <w:t xml:space="preserve">ROI calculation</w:t>
+              <w:t xml:space="preserve">WCAG AA, color never sole indicator</w:t>
             </w:r>
           </w:p>
         </w:tc>
@@ -2648,94 +2648,7 @@
                 <w:sz w:val="20"/>
                 <w:szCs w:val="20"/>
               </w:rPr>
-              <w:t xml:space="preserve">Specific numbers, transparent.</w:t>
-            </w:r>
-          </w:p>
-        </w:tc>
-      </w:tr>
-      <w:tr>
-        <w:tc>
-          <w:tcPr>
-            <w:tcW w:type="dxa" w:w="3500"/>
-            <w:tcBorders>
-              <w:top w:val="single" w:color="CCCCCC" w:sz="1"/>
-              <w:left w:val="single" w:color="CCCCCC" w:sz="1"/>
-              <w:bottom w:val="single" w:color="CCCCCC" w:sz="1"/>
-              <w:right w:val="single" w:color="CCCCCC" w:sz="1"/>
-            </w:tcBorders>
-            <w:shd w:fill="FFFFFF" w:val="clear"/>
-            <w:tcMar>
-              <w:top w:type="dxa" w:w="80"/>
-              <w:left w:type="dxa" w:w="120"/>
-              <w:bottom w:type="dxa" w:w="80"/>
-              <w:right w:type="dxa" w:w="120"/>
-            </w:tcMar>
-          </w:tcPr>
-          <w:p>
-            <w:r>
-              <w:rPr>
-                <w:rFonts w:ascii="Arial" w:cs="Arial" w:eastAsia="Arial" w:hAnsi="Arial"/>
-                <w:sz w:val="20"/>
-                <w:szCs w:val="20"/>
-              </w:rPr>
-              <w:t xml:space="preserve">Usability clarity scores</w:t>
-            </w:r>
-          </w:p>
-        </w:tc>
-        <w:tc>
-          <w:tcPr>
-            <w:tcW w:type="dxa" w:w="1800"/>
-            <w:tcBorders>
-              <w:top w:val="single" w:color="CCCCCC" w:sz="1"/>
-              <w:left w:val="single" w:color="CCCCCC" w:sz="1"/>
-              <w:bottom w:val="single" w:color="CCCCCC" w:sz="1"/>
-              <w:right w:val="single" w:color="CCCCCC" w:sz="1"/>
-            </w:tcBorders>
-            <w:shd w:fill="FFFFFF" w:val="clear"/>
-            <w:tcMar>
-              <w:top w:type="dxa" w:w="80"/>
-              <w:left w:type="dxa" w:w="120"/>
-              <w:bottom w:type="dxa" w:w="80"/>
-              <w:right w:type="dxa" w:w="120"/>
-            </w:tcMar>
-          </w:tcPr>
-          <w:p>
-            <w:r>
-              <w:rPr>
-                <w:rFonts w:ascii="Arial" w:cs="Arial" w:eastAsia="Arial" w:hAnsi="Arial"/>
-                <w:color w:val="27AE60"/>
-                <w:sz w:val="20"/>
-                <w:szCs w:val="20"/>
-              </w:rPr>
-              <w:t xml:space="preserve">Low</w:t>
-            </w:r>
-          </w:p>
-        </w:tc>
-        <w:tc>
-          <w:tcPr>
-            <w:tcW w:type="dxa" w:w="4060"/>
-            <w:tcBorders>
-              <w:top w:val="single" w:color="CCCCCC" w:sz="1"/>
-              <w:left w:val="single" w:color="CCCCCC" w:sz="1"/>
-              <w:bottom w:val="single" w:color="CCCCCC" w:sz="1"/>
-              <w:right w:val="single" w:color="CCCCCC" w:sz="1"/>
-            </w:tcBorders>
-            <w:shd w:fill="FFFFFF" w:val="clear"/>
-            <w:tcMar>
-              <w:top w:type="dxa" w:w="80"/>
-              <w:left w:type="dxa" w:w="120"/>
-              <w:bottom w:type="dxa" w:w="80"/>
-              <w:right w:type="dxa" w:w="120"/>
-            </w:tcMar>
-          </w:tcPr>
-          <w:p>
-            <w:r>
-              <w:rPr>
-                <w:rFonts w:ascii="Arial" w:cs="Arial" w:eastAsia="Arial" w:hAnsi="Arial"/>
-                <w:sz w:val="20"/>
-                <w:szCs w:val="20"/>
-              </w:rPr>
-              <w:t xml:space="preserve">Decimal scores per button. Measured, not fabricated.</w:t>
+              <w:t xml:space="preserve">Specific accessibility standard and principle. Signals genuine compliance work.</w:t>
             </w:r>
           </w:p>
         </w:tc>
@@ -2760,6 +2673,688 @@
           <w:sz w:val="32"/>
           <w:szCs w:val="32"/>
         </w:rPr>
+        <w:t xml:space="preserve">Part 4: Fabrication &amp; Credibility Audit</w:t>
+      </w:r>
+    </w:p>
+    <w:p>
+      <w:pPr>
+        <w:spacing w:after="120"/>
+      </w:pPr>
+      <w:r>
+        <w:rPr>
+          <w:rFonts w:ascii="Arial" w:cs="Arial" w:eastAsia="Arial" w:hAnsi="Arial"/>
+          <w:sz w:val="20"/>
+          <w:szCs w:val="20"/>
+        </w:rPr>
+        <w:t xml:space="preserve">Every claim, metric, persona detail, and outcome statement is assessed for plausibility. Verdicts: Credible (evidence supports claim), Questionable (claim needs additional evidence), Likely Fabricated (claim contradicts available evidence), Notable (significant absence worth flagging).</w:t>
+      </w:r>
+    </w:p>
+    <w:tbl>
+      <w:tblPr>
+        <w:tblW w:type="dxa" w:w="9360"/>
+        <w:tblBorders>
+          <w:top w:val="single" w:color="auto" w:sz="4"/>
+          <w:left w:val="single" w:color="auto" w:sz="4"/>
+          <w:bottom w:val="single" w:color="auto" w:sz="4"/>
+          <w:right w:val="single" w:color="auto" w:sz="4"/>
+          <w:insideH w:val="single" w:color="auto" w:sz="4"/>
+          <w:insideV w:val="single" w:color="auto" w:sz="4"/>
+        </w:tblBorders>
+      </w:tblPr>
+      <w:tblGrid>
+        <w:gridCol w:w="2800"/>
+        <w:gridCol w:w="1600"/>
+        <w:gridCol w:w="4960"/>
+      </w:tblGrid>
+      <w:tr>
+        <w:tc>
+          <w:tcPr>
+            <w:tcW w:type="dxa" w:w="2800"/>
+            <w:tcBorders>
+              <w:top w:val="single" w:color="CCCCCC" w:sz="1"/>
+              <w:left w:val="single" w:color="CCCCCC" w:sz="1"/>
+              <w:bottom w:val="single" w:color="CCCCCC" w:sz="1"/>
+              <w:right w:val="single" w:color="CCCCCC" w:sz="1"/>
+            </w:tcBorders>
+            <w:shd w:fill="1A3C6E" w:val="clear"/>
+            <w:tcMar>
+              <w:top w:type="dxa" w:w="80"/>
+              <w:left w:type="dxa" w:w="120"/>
+              <w:bottom w:type="dxa" w:w="80"/>
+              <w:right w:type="dxa" w:w="120"/>
+            </w:tcMar>
+          </w:tcPr>
+          <w:p>
+            <w:r>
+              <w:rPr>
+                <w:rFonts w:ascii="Arial" w:cs="Arial" w:eastAsia="Arial" w:hAnsi="Arial"/>
+                <w:b/>
+                <w:bCs/>
+                <w:color w:val="FFFFFF"/>
+                <w:sz w:val="20"/>
+                <w:szCs w:val="20"/>
+              </w:rPr>
+              <w:t xml:space="preserve">Claim</w:t>
+            </w:r>
+          </w:p>
+        </w:tc>
+        <w:tc>
+          <w:tcPr>
+            <w:tcW w:type="dxa" w:w="1600"/>
+            <w:tcBorders>
+              <w:top w:val="single" w:color="CCCCCC" w:sz="1"/>
+              <w:left w:val="single" w:color="CCCCCC" w:sz="1"/>
+              <w:bottom w:val="single" w:color="CCCCCC" w:sz="1"/>
+              <w:right w:val="single" w:color="CCCCCC" w:sz="1"/>
+            </w:tcBorders>
+            <w:shd w:fill="1A3C6E" w:val="clear"/>
+            <w:tcMar>
+              <w:top w:type="dxa" w:w="80"/>
+              <w:left w:type="dxa" w:w="120"/>
+              <w:bottom w:type="dxa" w:w="80"/>
+              <w:right w:type="dxa" w:w="120"/>
+            </w:tcMar>
+          </w:tcPr>
+          <w:p>
+            <w:r>
+              <w:rPr>
+                <w:rFonts w:ascii="Arial" w:cs="Arial" w:eastAsia="Arial" w:hAnsi="Arial"/>
+                <w:b/>
+                <w:bCs/>
+                <w:color w:val="FFFFFF"/>
+                <w:sz w:val="20"/>
+                <w:szCs w:val="20"/>
+              </w:rPr>
+              <w:t xml:space="preserve">Verdict</w:t>
+            </w:r>
+          </w:p>
+        </w:tc>
+        <w:tc>
+          <w:tcPr>
+            <w:tcW w:type="dxa" w:w="4960"/>
+            <w:tcBorders>
+              <w:top w:val="single" w:color="CCCCCC" w:sz="1"/>
+              <w:left w:val="single" w:color="CCCCCC" w:sz="1"/>
+              <w:bottom w:val="single" w:color="CCCCCC" w:sz="1"/>
+              <w:right w:val="single" w:color="CCCCCC" w:sz="1"/>
+            </w:tcBorders>
+            <w:shd w:fill="1A3C6E" w:val="clear"/>
+            <w:tcMar>
+              <w:top w:type="dxa" w:w="80"/>
+              <w:left w:type="dxa" w:w="120"/>
+              <w:bottom w:type="dxa" w:w="80"/>
+              <w:right w:type="dxa" w:w="120"/>
+            </w:tcMar>
+          </w:tcPr>
+          <w:p>
+            <w:r>
+              <w:rPr>
+                <w:rFonts w:ascii="Arial" w:cs="Arial" w:eastAsia="Arial" w:hAnsi="Arial"/>
+                <w:b/>
+                <w:bCs/>
+                <w:color w:val="FFFFFF"/>
+                <w:sz w:val="20"/>
+                <w:szCs w:val="20"/>
+              </w:rPr>
+              <w:t xml:space="preserve">Reasoning</w:t>
+            </w:r>
+          </w:p>
+        </w:tc>
+      </w:tr>
+      <w:tr>
+        <w:tc>
+          <w:tcPr>
+            <w:tcW w:type="dxa" w:w="2800"/>
+            <w:tcBorders>
+              <w:top w:val="single" w:color="CCCCCC" w:sz="1"/>
+              <w:left w:val="single" w:color="CCCCCC" w:sz="1"/>
+              <w:bottom w:val="single" w:color="CCCCCC" w:sz="1"/>
+              <w:right w:val="single" w:color="CCCCCC" w:sz="1"/>
+            </w:tcBorders>
+            <w:shd w:fill="F5F5F5" w:val="clear"/>
+            <w:tcMar>
+              <w:top w:type="dxa" w:w="80"/>
+              <w:left w:type="dxa" w:w="120"/>
+              <w:bottom w:type="dxa" w:w="80"/>
+              <w:right w:type="dxa" w:w="120"/>
+            </w:tcMar>
+          </w:tcPr>
+          <w:p>
+            <w:r>
+              <w:rPr>
+                <w:rFonts w:ascii="Arial" w:cs="Arial" w:eastAsia="Arial" w:hAnsi="Arial"/>
+                <w:sz w:val="20"/>
+                <w:szCs w:val="20"/>
+              </w:rPr>
+              <w:t xml:space="preserve">"427.4% ROI" without calculation shown</w:t>
+            </w:r>
+          </w:p>
+        </w:tc>
+        <w:tc>
+          <w:tcPr>
+            <w:tcW w:type="dxa" w:w="1600"/>
+            <w:tcBorders>
+              <w:top w:val="single" w:color="CCCCCC" w:sz="1"/>
+              <w:left w:val="single" w:color="CCCCCC" w:sz="1"/>
+              <w:bottom w:val="single" w:color="CCCCCC" w:sz="1"/>
+              <w:right w:val="single" w:color="CCCCCC" w:sz="1"/>
+            </w:tcBorders>
+            <w:shd w:fill="F5F5F5" w:val="clear"/>
+            <w:tcMar>
+              <w:top w:type="dxa" w:w="80"/>
+              <w:left w:type="dxa" w:w="120"/>
+              <w:bottom w:type="dxa" w:w="80"/>
+              <w:right w:type="dxa" w:w="120"/>
+            </w:tcMar>
+          </w:tcPr>
+          <w:p>
+            <w:r>
+              <w:rPr>
+                <w:rFonts w:ascii="Arial" w:cs="Arial" w:eastAsia="Arial" w:hAnsi="Arial"/>
+                <w:b/>
+                <w:bCs/>
+                <w:color w:val="E67E22"/>
+                <w:sz w:val="20"/>
+                <w:szCs w:val="20"/>
+              </w:rPr>
+              <w:t xml:space="preserve">Questionable</w:t>
+            </w:r>
+          </w:p>
+        </w:tc>
+        <w:tc>
+          <w:tcPr>
+            <w:tcW w:type="dxa" w:w="4960"/>
+            <w:tcBorders>
+              <w:top w:val="single" w:color="CCCCCC" w:sz="1"/>
+              <w:left w:val="single" w:color="CCCCCC" w:sz="1"/>
+              <w:bottom w:val="single" w:color="CCCCCC" w:sz="1"/>
+              <w:right w:val="single" w:color="CCCCCC" w:sz="1"/>
+            </w:tcBorders>
+            <w:shd w:fill="F5F5F5" w:val="clear"/>
+            <w:tcMar>
+              <w:top w:type="dxa" w:w="80"/>
+              <w:left w:type="dxa" w:w="120"/>
+              <w:bottom w:type="dxa" w:w="80"/>
+              <w:right w:type="dxa" w:w="120"/>
+            </w:tcMar>
+          </w:tcPr>
+          <w:p>
+            <w:r>
+              <w:rPr>
+                <w:rFonts w:ascii="Arial" w:cs="Arial" w:eastAsia="Arial" w:hAnsi="Arial"/>
+                <w:sz w:val="20"/>
+                <w:szCs w:val="20"/>
+              </w:rPr>
+              <w:t xml:space="preserve">Precision (427.4 not 427 or 400-450%) suggests actual calculation, but methodology is absent. Unlike Finance Dashboard which shows the math, Retail leaves ROI opaque. Could be credible but needs transparency.</w:t>
+            </w:r>
+          </w:p>
+        </w:tc>
+      </w:tr>
+      <w:tr>
+        <w:tc>
+          <w:tcPr>
+            <w:tcW w:type="dxa" w:w="2800"/>
+            <w:tcBorders>
+              <w:top w:val="single" w:color="CCCCCC" w:sz="1"/>
+              <w:left w:val="single" w:color="CCCCCC" w:sz="1"/>
+              <w:bottom w:val="single" w:color="CCCCCC" w:sz="1"/>
+              <w:right w:val="single" w:color="CCCCCC" w:sz="1"/>
+            </w:tcBorders>
+            <w:shd w:fill="FFFFFF" w:val="clear"/>
+            <w:tcMar>
+              <w:top w:type="dxa" w:w="80"/>
+              <w:left w:type="dxa" w:w="120"/>
+              <w:bottom w:type="dxa" w:w="80"/>
+              <w:right w:type="dxa" w:w="120"/>
+            </w:tcMar>
+          </w:tcPr>
+          <w:p>
+            <w:r>
+              <w:rPr>
+                <w:rFonts w:ascii="Arial" w:cs="Arial" w:eastAsia="Arial" w:hAnsi="Arial"/>
+                <w:sz w:val="20"/>
+                <w:szCs w:val="20"/>
+              </w:rPr>
+              <w:t xml:space="preserve">Button clarity scores (Return 0.85 down to Day End 0.50)</w:t>
+            </w:r>
+          </w:p>
+        </w:tc>
+        <w:tc>
+          <w:tcPr>
+            <w:tcW w:type="dxa" w:w="1600"/>
+            <w:tcBorders>
+              <w:top w:val="single" w:color="CCCCCC" w:sz="1"/>
+              <w:left w:val="single" w:color="CCCCCC" w:sz="1"/>
+              <w:bottom w:val="single" w:color="CCCCCC" w:sz="1"/>
+              <w:right w:val="single" w:color="CCCCCC" w:sz="1"/>
+            </w:tcBorders>
+            <w:shd w:fill="FFFFFF" w:val="clear"/>
+            <w:tcMar>
+              <w:top w:type="dxa" w:w="80"/>
+              <w:left w:type="dxa" w:w="120"/>
+              <w:bottom w:type="dxa" w:w="80"/>
+              <w:right w:type="dxa" w:w="120"/>
+            </w:tcMar>
+          </w:tcPr>
+          <w:p>
+            <w:r>
+              <w:rPr>
+                <w:rFonts w:ascii="Arial" w:cs="Arial" w:eastAsia="Arial" w:hAnsi="Arial"/>
+                <w:b/>
+                <w:bCs/>
+                <w:color w:val="27AE60"/>
+                <w:sz w:val="20"/>
+                <w:szCs w:val="20"/>
+              </w:rPr>
+              <w:t xml:space="preserve">Credible</w:t>
+            </w:r>
+          </w:p>
+        </w:tc>
+        <w:tc>
+          <w:tcPr>
+            <w:tcW w:type="dxa" w:w="4960"/>
+            <w:tcBorders>
+              <w:top w:val="single" w:color="CCCCCC" w:sz="1"/>
+              <w:left w:val="single" w:color="CCCCCC" w:sz="1"/>
+              <w:bottom w:val="single" w:color="CCCCCC" w:sz="1"/>
+              <w:right w:val="single" w:color="CCCCCC" w:sz="1"/>
+            </w:tcBorders>
+            <w:shd w:fill="FFFFFF" w:val="clear"/>
+            <w:tcMar>
+              <w:top w:type="dxa" w:w="80"/>
+              <w:left w:type="dxa" w:w="120"/>
+              <w:bottom w:type="dxa" w:w="80"/>
+              <w:right w:type="dxa" w:w="120"/>
+            </w:tcMar>
+          </w:tcPr>
+          <w:p>
+            <w:r>
+              <w:rPr>
+                <w:rFonts w:ascii="Arial" w:cs="Arial" w:eastAsia="Arial" w:hAnsi="Arial"/>
+                <w:sz w:val="20"/>
+                <w:szCs w:val="20"/>
+              </w:rPr>
+              <w:t xml:space="preserve">Score range (0.50-0.85) shows variation consistent with usability testing. Different scores for different buttons shows genuine testing (not uniform result). These appear empirical.</w:t>
+            </w:r>
+          </w:p>
+        </w:tc>
+      </w:tr>
+      <w:tr>
+        <w:tc>
+          <w:tcPr>
+            <w:tcW w:type="dxa" w:w="2800"/>
+            <w:tcBorders>
+              <w:top w:val="single" w:color="CCCCCC" w:sz="1"/>
+              <w:left w:val="single" w:color="CCCCCC" w:sz="1"/>
+              <w:bottom w:val="single" w:color="CCCCCC" w:sz="1"/>
+              <w:right w:val="single" w:color="CCCCCC" w:sz="1"/>
+            </w:tcBorders>
+            <w:shd w:fill="F5F5F5" w:val="clear"/>
+            <w:tcMar>
+              <w:top w:type="dxa" w:w="80"/>
+              <w:left w:type="dxa" w:w="120"/>
+              <w:bottom w:type="dxa" w:w="80"/>
+              <w:right w:type="dxa" w:w="120"/>
+            </w:tcMar>
+          </w:tcPr>
+          <w:p>
+            <w:r>
+              <w:rPr>
+                <w:rFonts w:ascii="Arial" w:cs="Arial" w:eastAsia="Arial" w:hAnsi="Arial"/>
+                <w:sz w:val="20"/>
+                <w:szCs w:val="20"/>
+              </w:rPr>
+              <w:t xml:space="preserve">"48px minimum touch targets under retail lighting"</w:t>
+            </w:r>
+          </w:p>
+        </w:tc>
+        <w:tc>
+          <w:tcPr>
+            <w:tcW w:type="dxa" w:w="1600"/>
+            <w:tcBorders>
+              <w:top w:val="single" w:color="CCCCCC" w:sz="1"/>
+              <w:left w:val="single" w:color="CCCCCC" w:sz="1"/>
+              <w:bottom w:val="single" w:color="CCCCCC" w:sz="1"/>
+              <w:right w:val="single" w:color="CCCCCC" w:sz="1"/>
+            </w:tcBorders>
+            <w:shd w:fill="F5F5F5" w:val="clear"/>
+            <w:tcMar>
+              <w:top w:type="dxa" w:w="80"/>
+              <w:left w:type="dxa" w:w="120"/>
+              <w:bottom w:type="dxa" w:w="80"/>
+              <w:right w:type="dxa" w:w="120"/>
+            </w:tcMar>
+          </w:tcPr>
+          <w:p>
+            <w:r>
+              <w:rPr>
+                <w:rFonts w:ascii="Arial" w:cs="Arial" w:eastAsia="Arial" w:hAnsi="Arial"/>
+                <w:b/>
+                <w:bCs/>
+                <w:color w:val="27AE60"/>
+                <w:sz w:val="20"/>
+                <w:szCs w:val="20"/>
+              </w:rPr>
+              <w:t xml:space="preserve">Credible</w:t>
+            </w:r>
+          </w:p>
+        </w:tc>
+        <w:tc>
+          <w:tcPr>
+            <w:tcW w:type="dxa" w:w="4960"/>
+            <w:tcBorders>
+              <w:top w:val="single" w:color="CCCCCC" w:sz="1"/>
+              <w:left w:val="single" w:color="CCCCCC" w:sz="1"/>
+              <w:bottom w:val="single" w:color="CCCCCC" w:sz="1"/>
+              <w:right w:val="single" w:color="CCCCCC" w:sz="1"/>
+            </w:tcBorders>
+            <w:shd w:fill="F5F5F5" w:val="clear"/>
+            <w:tcMar>
+              <w:top w:type="dxa" w:w="80"/>
+              <w:left w:type="dxa" w:w="120"/>
+              <w:bottom w:type="dxa" w:w="80"/>
+              <w:right w:type="dxa" w:w="120"/>
+            </w:tcMar>
+          </w:tcPr>
+          <w:p>
+            <w:r>
+              <w:rPr>
+                <w:rFonts w:ascii="Arial" w:cs="Arial" w:eastAsia="Arial" w:hAnsi="Arial"/>
+                <w:sz w:val="20"/>
+                <w:szCs w:val="20"/>
+              </w:rPr>
+              <w:t xml:space="preserve">Specific technical specification aligned with accessibility standards and hardware realities. Shows domain knowledge.</w:t>
+            </w:r>
+          </w:p>
+        </w:tc>
+      </w:tr>
+      <w:tr>
+        <w:tc>
+          <w:tcPr>
+            <w:tcW w:type="dxa" w:w="2800"/>
+            <w:tcBorders>
+              <w:top w:val="single" w:color="CCCCCC" w:sz="1"/>
+              <w:left w:val="single" w:color="CCCCCC" w:sz="1"/>
+              <w:bottom w:val="single" w:color="CCCCCC" w:sz="1"/>
+              <w:right w:val="single" w:color="CCCCCC" w:sz="1"/>
+            </w:tcBorders>
+            <w:shd w:fill="FFFFFF" w:val="clear"/>
+            <w:tcMar>
+              <w:top w:type="dxa" w:w="80"/>
+              <w:left w:type="dxa" w:w="120"/>
+              <w:bottom w:type="dxa" w:w="80"/>
+              <w:right w:type="dxa" w:w="120"/>
+            </w:tcMar>
+          </w:tcPr>
+          <w:p>
+            <w:r>
+              <w:rPr>
+                <w:rFonts w:ascii="Arial" w:cs="Arial" w:eastAsia="Arial" w:hAnsi="Arial"/>
+                <w:sz w:val="20"/>
+                <w:szCs w:val="20"/>
+              </w:rPr>
+              <w:t xml:space="preserve">"-34% cart abandonment, -40% support tickets" (homepage only)</w:t>
+            </w:r>
+          </w:p>
+        </w:tc>
+        <w:tc>
+          <w:tcPr>
+            <w:tcW w:type="dxa" w:w="1600"/>
+            <w:tcBorders>
+              <w:top w:val="single" w:color="CCCCCC" w:sz="1"/>
+              <w:left w:val="single" w:color="CCCCCC" w:sz="1"/>
+              <w:bottom w:val="single" w:color="CCCCCC" w:sz="1"/>
+              <w:right w:val="single" w:color="CCCCCC" w:sz="1"/>
+            </w:tcBorders>
+            <w:shd w:fill="FFFFFF" w:val="clear"/>
+            <w:tcMar>
+              <w:top w:type="dxa" w:w="80"/>
+              <w:left w:type="dxa" w:w="120"/>
+              <w:bottom w:type="dxa" w:w="80"/>
+              <w:right w:type="dxa" w:w="120"/>
+            </w:tcMar>
+          </w:tcPr>
+          <w:p>
+            <w:r>
+              <w:rPr>
+                <w:rFonts w:ascii="Arial" w:cs="Arial" w:eastAsia="Arial" w:hAnsi="Arial"/>
+                <w:b/>
+                <w:bCs/>
+                <w:color w:val="E67E22"/>
+                <w:sz w:val="20"/>
+                <w:szCs w:val="20"/>
+              </w:rPr>
+              <w:t xml:space="preserve">Questionable</w:t>
+            </w:r>
+          </w:p>
+        </w:tc>
+        <w:tc>
+          <w:tcPr>
+            <w:tcW w:type="dxa" w:w="4960"/>
+            <w:tcBorders>
+              <w:top w:val="single" w:color="CCCCCC" w:sz="1"/>
+              <w:left w:val="single" w:color="CCCCCC" w:sz="1"/>
+              <w:bottom w:val="single" w:color="CCCCCC" w:sz="1"/>
+              <w:right w:val="single" w:color="CCCCCC" w:sz="1"/>
+            </w:tcBorders>
+            <w:shd w:fill="FFFFFF" w:val="clear"/>
+            <w:tcMar>
+              <w:top w:type="dxa" w:w="80"/>
+              <w:left w:type="dxa" w:w="120"/>
+              <w:bottom w:type="dxa" w:w="80"/>
+              <w:right w:type="dxa" w:w="120"/>
+            </w:tcMar>
+          </w:tcPr>
+          <w:p>
+            <w:r>
+              <w:rPr>
+                <w:rFonts w:ascii="Arial" w:cs="Arial" w:eastAsia="Arial" w:hAnsi="Arial"/>
+                <w:sz w:val="20"/>
+                <w:szCs w:val="20"/>
+              </w:rPr>
+              <w:t xml:space="preserve">These metrics appear on portfolio homepage but are absent from the 13-slide case study. If measured, they should appear in Slide 9 (Business Result). Absence is suspicious.</w:t>
+            </w:r>
+          </w:p>
+        </w:tc>
+      </w:tr>
+      <w:tr>
+        <w:tc>
+          <w:tcPr>
+            <w:tcW w:type="dxa" w:w="2800"/>
+            <w:tcBorders>
+              <w:top w:val="single" w:color="CCCCCC" w:sz="1"/>
+              <w:left w:val="single" w:color="CCCCCC" w:sz="1"/>
+              <w:bottom w:val="single" w:color="CCCCCC" w:sz="1"/>
+              <w:right w:val="single" w:color="CCCCCC" w:sz="1"/>
+            </w:tcBorders>
+            <w:shd w:fill="F5F5F5" w:val="clear"/>
+            <w:tcMar>
+              <w:top w:type="dxa" w:w="80"/>
+              <w:left w:type="dxa" w:w="120"/>
+              <w:bottom w:type="dxa" w:w="80"/>
+              <w:right w:type="dxa" w:w="120"/>
+            </w:tcMar>
+          </w:tcPr>
+          <w:p>
+            <w:r>
+              <w:rPr>
+                <w:rFonts w:ascii="Arial" w:cs="Arial" w:eastAsia="Arial" w:hAnsi="Arial"/>
+                <w:sz w:val="20"/>
+                <w:szCs w:val="20"/>
+              </w:rPr>
+              <w:t xml:space="preserve">"1000s daily transactions" (title metric, new in V4)</w:t>
+            </w:r>
+          </w:p>
+        </w:tc>
+        <w:tc>
+          <w:tcPr>
+            <w:tcW w:type="dxa" w:w="1600"/>
+            <w:tcBorders>
+              <w:top w:val="single" w:color="CCCCCC" w:sz="1"/>
+              <w:left w:val="single" w:color="CCCCCC" w:sz="1"/>
+              <w:bottom w:val="single" w:color="CCCCCC" w:sz="1"/>
+              <w:right w:val="single" w:color="CCCCCC" w:sz="1"/>
+            </w:tcBorders>
+            <w:shd w:fill="F5F5F5" w:val="clear"/>
+            <w:tcMar>
+              <w:top w:type="dxa" w:w="80"/>
+              <w:left w:type="dxa" w:w="120"/>
+              <w:bottom w:type="dxa" w:w="80"/>
+              <w:right w:type="dxa" w:w="120"/>
+            </w:tcMar>
+          </w:tcPr>
+          <w:p>
+            <w:r>
+              <w:rPr>
+                <w:rFonts w:ascii="Arial" w:cs="Arial" w:eastAsia="Arial" w:hAnsi="Arial"/>
+                <w:b/>
+                <w:bCs/>
+                <w:color w:val="27AE60"/>
+                <w:sz w:val="20"/>
+                <w:szCs w:val="20"/>
+              </w:rPr>
+              <w:t xml:space="preserve">Credible</w:t>
+            </w:r>
+          </w:p>
+        </w:tc>
+        <w:tc>
+          <w:tcPr>
+            <w:tcW w:type="dxa" w:w="4960"/>
+            <w:tcBorders>
+              <w:top w:val="single" w:color="CCCCCC" w:sz="1"/>
+              <w:left w:val="single" w:color="CCCCCC" w:sz="1"/>
+              <w:bottom w:val="single" w:color="CCCCCC" w:sz="1"/>
+              <w:right w:val="single" w:color="CCCCCC" w:sz="1"/>
+            </w:tcBorders>
+            <w:shd w:fill="F5F5F5" w:val="clear"/>
+            <w:tcMar>
+              <w:top w:type="dxa" w:w="80"/>
+              <w:left w:type="dxa" w:w="120"/>
+              <w:bottom w:type="dxa" w:w="80"/>
+              <w:right w:type="dxa" w:w="120"/>
+            </w:tcMar>
+          </w:tcPr>
+          <w:p>
+            <w:r>
+              <w:rPr>
+                <w:rFonts w:ascii="Arial" w:cs="Arial" w:eastAsia="Arial" w:hAnsi="Arial"/>
+                <w:sz w:val="20"/>
+                <w:szCs w:val="20"/>
+              </w:rPr>
+              <w:t xml:space="preserve">Scale context for business impact. Verifiable by Raytail metrics. Adds operational reality to the case study.</w:t>
+            </w:r>
+          </w:p>
+        </w:tc>
+      </w:tr>
+      <w:tr>
+        <w:tc>
+          <w:tcPr>
+            <w:tcW w:type="dxa" w:w="2800"/>
+            <w:tcBorders>
+              <w:top w:val="single" w:color="CCCCCC" w:sz="1"/>
+              <w:left w:val="single" w:color="CCCCCC" w:sz="1"/>
+              <w:bottom w:val="single" w:color="CCCCCC" w:sz="1"/>
+              <w:right w:val="single" w:color="CCCCCC" w:sz="1"/>
+            </w:tcBorders>
+            <w:shd w:fill="FFFFFF" w:val="clear"/>
+            <w:tcMar>
+              <w:top w:type="dxa" w:w="80"/>
+              <w:left w:type="dxa" w:w="120"/>
+              <w:bottom w:type="dxa" w:w="80"/>
+              <w:right w:type="dxa" w:w="120"/>
+            </w:tcMar>
+          </w:tcPr>
+          <w:p>
+            <w:r>
+              <w:rPr>
+                <w:rFonts w:ascii="Arial" w:cs="Arial" w:eastAsia="Arial" w:hAnsi="Arial"/>
+                <w:sz w:val="20"/>
+                <w:szCs w:val="20"/>
+              </w:rPr>
+              <w:t xml:space="preserve">"Faster Onboarding" as third metric</w:t>
+            </w:r>
+          </w:p>
+        </w:tc>
+        <w:tc>
+          <w:tcPr>
+            <w:tcW w:type="dxa" w:w="1600"/>
+            <w:tcBorders>
+              <w:top w:val="single" w:color="CCCCCC" w:sz="1"/>
+              <w:left w:val="single" w:color="CCCCCC" w:sz="1"/>
+              <w:bottom w:val="single" w:color="CCCCCC" w:sz="1"/>
+              <w:right w:val="single" w:color="CCCCCC" w:sz="1"/>
+            </w:tcBorders>
+            <w:shd w:fill="FFFFFF" w:val="clear"/>
+            <w:tcMar>
+              <w:top w:type="dxa" w:w="80"/>
+              <w:left w:type="dxa" w:w="120"/>
+              <w:bottom w:type="dxa" w:w="80"/>
+              <w:right w:type="dxa" w:w="120"/>
+            </w:tcMar>
+          </w:tcPr>
+          <w:p>
+            <w:r>
+              <w:rPr>
+                <w:rFonts w:ascii="Arial" w:cs="Arial" w:eastAsia="Arial" w:hAnsi="Arial"/>
+                <w:b/>
+                <w:bCs/>
+                <w:color w:val="C8A96E"/>
+                <w:sz w:val="20"/>
+                <w:szCs w:val="20"/>
+              </w:rPr>
+              <w:t xml:space="preserve">Notable</w:t>
+            </w:r>
+          </w:p>
+        </w:tc>
+        <w:tc>
+          <w:tcPr>
+            <w:tcW w:type="dxa" w:w="4960"/>
+            <w:tcBorders>
+              <w:top w:val="single" w:color="CCCCCC" w:sz="1"/>
+              <w:left w:val="single" w:color="CCCCCC" w:sz="1"/>
+              <w:bottom w:val="single" w:color="CCCCCC" w:sz="1"/>
+              <w:right w:val="single" w:color="CCCCCC" w:sz="1"/>
+            </w:tcBorders>
+            <w:shd w:fill="FFFFFF" w:val="clear"/>
+            <w:tcMar>
+              <w:top w:type="dxa" w:w="80"/>
+              <w:left w:type="dxa" w:w="120"/>
+              <w:bottom w:type="dxa" w:w="80"/>
+              <w:right w:type="dxa" w:w="120"/>
+            </w:tcMar>
+          </w:tcPr>
+          <w:p>
+            <w:r>
+              <w:rPr>
+                <w:rFonts w:ascii="Arial" w:cs="Arial" w:eastAsia="Arial" w:hAnsi="Arial"/>
+                <w:sz w:val="20"/>
+                <w:szCs w:val="20"/>
+              </w:rPr>
+              <w:t xml:space="preserve">Mentioned in Slide 9 but not quantified. How much faster? By what measure? Needs data.</w:t>
+            </w:r>
+          </w:p>
+        </w:tc>
+      </w:tr>
+    </w:tbl>
+    <w:p>
+      <w:r>
+        <w:br w:type="page"/>
+      </w:r>
+    </w:p>
+    <w:p>
+      <w:pPr>
+        <w:pStyle w:val="Heading1"/>
+        <w:spacing w:after="200" w:before="360"/>
+      </w:pPr>
+      <w:r>
+        <w:rPr>
+          <w:rFonts w:ascii="Arial" w:cs="Arial" w:eastAsia="Arial" w:hAnsi="Arial"/>
+          <w:b/>
+          <w:bCs/>
+          <w:color w:val="1A3C6E"/>
+          <w:sz w:val="32"/>
+          <w:szCs w:val="32"/>
+        </w:rPr>
         <w:t xml:space="preserve">Key Strengths</w:t>
       </w:r>
     </w:p>
@@ -2778,7 +3373,7 @@
           <w:sz w:val="20"/>
           <w:szCs w:val="20"/>
         </w:rPr>
-        <w:t xml:space="preserve">Strongest business impact story (427% ROI) with transparent, auditable calculation</w:t>
+        <w:t xml:space="preserve">Real company work with actual ROI impact (427.4%) demonstrates business value, not just design craft.</w:t>
       </w:r>
     </w:p>
     <w:p>
@@ -2796,7 +3391,7 @@
           <w:sz w:val="20"/>
           <w:szCs w:val="20"/>
         </w:rPr>
-        <w:t xml:space="preserve">Real company, real cashier users, real stakeholders — this is what hiring managers want to see</w:t>
+        <w:t xml:space="preserve">Button clarity scores now quantified (0.50-0.85 range) — usability testing is no longer claimed but proven with numbers.</w:t>
       </w:r>
     </w:p>
     <w:p>
@@ -2814,7 +3409,7 @@
           <w:sz w:val="20"/>
           <w:szCs w:val="20"/>
         </w:rPr>
-        <w:t xml:space="preserve">Business vs User lens overlay is a novel methodology that demonstrates analytical thinking</w:t>
+        <w:t xml:space="preserve">Domain-specific accessibility thinking: 48px touch targets under retail lighting shows deep environmental understanding.</w:t>
       </w:r>
     </w:p>
     <w:p>
@@ -2832,7 +3427,7 @@
           <w:sz w:val="20"/>
           <w:szCs w:val="20"/>
         </w:rPr>
-        <w:t xml:space="preserve">Concise and focused — every slide earns its place</w:t>
+        <w:t xml:space="preserve">Accessibility not added as afterthought but designed in: WCAG AA compliance, color redundancy, text labels for all states.</w:t>
       </w:r>
     </w:p>
     <w:p>
@@ -2850,7 +3445,7 @@
           <w:sz w:val="20"/>
           <w:szCs w:val="20"/>
         </w:rPr>
-        <w:t xml:space="preserve">First case study with genuine cross-functional collaboration evidence</w:t>
+        <w:t xml:space="preserve">Measurable business metrics: '1000s daily transactions' grounds the scale of impact.</w:t>
       </w:r>
     </w:p>
     <w:p>
@@ -3088,7 +3683,7 @@
                 <w:sz w:val="20"/>
                 <w:szCs w:val="20"/>
               </w:rPr>
-              <w:t xml:space="preserve">Only 13 slides — too short to demonstrate full design process depth</w:t>
+              <w:t xml:space="preserve">Homepage metrics '-34% cart abandonment, -40% support tickets' are completely absent from case study slides</w:t>
             </w:r>
           </w:p>
         </w:tc>
@@ -3116,7 +3711,7 @@
                 <w:sz w:val="20"/>
                 <w:szCs w:val="20"/>
               </w:rPr>
-              <w:t xml:space="preserve">At 13 slides, this is less than half the length of Golden Paths (23) or Resume Pipeline (27). Hiring managers who spend time reading each case study will notice the imbalance. More importantly, the short format hides the actual design work: Where are the wireframes? How many iterations? What feedback was received and how did the design change? Right now, the case study jumps from problem to solution too fast.</w:t>
+              <w:t xml:space="preserve">Portfolio homepage shows these metrics prominently, but they don't appear anywhere in the 13-slide Retail case study. This creates two problems: (1) If these metrics were measured, they belong in Slide 9 Business Results and their absence is unexplained, (2) If they weren't measured, listing them on homepage is marketing fabrication. Either way, it undermines credibility. This exact pattern appears on Resume Pipeline ('2.5-3x callback rate') and suggests a systematic issue where metrics are added to homepage cards without verifying they're supported in case study slides.</w:t>
             </w:r>
           </w:p>
         </w:tc>
@@ -3144,7 +3739,7 @@
                 <w:sz w:val="20"/>
                 <w:szCs w:val="20"/>
               </w:rPr>
-              <w:t xml:space="preserve">Expand to 18-20 slides. Add: (a) 2-3 slides showing iteration — first wireframe attempt, cashier feedback, revised design. (b) 1 slide showing the before state screenshots of the old POS interface. (c) 1 slide showing the mid-fi prototype with specific cashier test scenario details.</w:t>
+              <w:t xml:space="preserve">Option A: If the metrics exist, add them to Slide 9: 'Business Results: Faster checkout (&gt;50% time savings), Reduced support load (-40% support tickets related to POS confusion), Improved onboarding (-34% abandonment in new cashier training).' With specific numbers and attribution. Option B: If the metrics don't exist or can't be verified, remove them from homepage and stick to what's in slides: 427.4% ROI, &gt;50% time saved. Metrics consistency between homepage and case study is critical for credibility.</w:t>
             </w:r>
           </w:p>
         </w:tc>
@@ -3205,7 +3800,7 @@
                 <w:sz w:val="20"/>
                 <w:szCs w:val="20"/>
               </w:rPr>
-              <w:t xml:space="preserve">No design iteration evidence — looks like a straight problem-to-solution path</w:t>
+              <w:t xml:space="preserve">427.4% ROI is stated but calculation methodology is hidden, unlike Finance Dashboard</w:t>
             </w:r>
           </w:p>
         </w:tc>
@@ -3233,7 +3828,7 @@
                 <w:sz w:val="20"/>
                 <w:szCs w:val="20"/>
               </w:rPr>
-              <w:t xml:space="preserve">The current flow is: Problem -&gt; Research -&gt; Design -&gt; Results. There's no visible moment where the design failed or was revised. This makes it look like the solution was obvious, which undermines the designer's contribution. If the solution was obvious, why was the design broken in the first place?</w:t>
+              <w:t xml:space="preserve">The Finance Dashboard case study explicitly shows ROI math: 30min/day × 250 days × $11/hr = $1,375 saved, $1,360 design cost = 104% ROI. This transparency makes the number credible and verifiable. Retail's 427.4% has no such breakdown. It appears precise (427.4 not 425 or 400-450) which could indicate real calculation, but the absence of math makes hiring managers question whether it's estimated, calculated, or fabricated. In an interview: 'Walk me through how you calculated the ROI' — if the answer is vague, credibility evaporates.</w:t>
             </w:r>
           </w:p>
         </w:tc>
@@ -3261,7 +3856,7 @@
                 <w:sz w:val="20"/>
                 <w:szCs w:val="20"/>
               </w:rPr>
-              <w:t xml:space="preserve">Add a 'What We Tried First' slide showing at least one design direction that was tested and abandoned. Example: 'We initially tried tabbed navigation for activities, but cashier testing showed tab switching during transactions caused errors. We switched to flat button layout.' Iteration evidence is what separates senior designers from juniors.</w:t>
+              <w:t xml:space="preserve">Add one paragraph to Slide 9 or 10 showing ROI calculation: 'ROI Methodology: Average cashier processes 50 transactions/day × $20 transaction value = $1,000 daily revenue impact × 250 working days/year = $250K annual transaction volume. Time savings of 30 seconds per transaction × 50 daily transactions = 25 min/day saved = 100 hours/year saved × $25/hr average cashier cost = $2,500 annual labor savings. Design investment: $X (internal team) = Y% ROI.' The math doesn't have to result in 427.4%, but transparency is more important than hitting a specific number.</w:t>
             </w:r>
           </w:p>
         </w:tc>
@@ -3322,7 +3917,7 @@
                 <w:sz w:val="20"/>
                 <w:szCs w:val="20"/>
               </w:rPr>
-              <w:t xml:space="preserve">Technical scope reads as button reorganization</w:t>
+              <w:t xml:space="preserve">Usability test clarity scores provided (0.50-0.85) but sample size and methodology not explained</w:t>
             </w:r>
           </w:p>
         </w:tc>
@@ -3350,7 +3945,7 @@
                 <w:sz w:val="20"/>
                 <w:szCs w:val="20"/>
               </w:rPr>
-              <w:t xml:space="preserve">A skeptical hiring manager could summarize this case study as: 'They moved some buttons around and added text labels.' While the business impact is clear, the design complexity isn't. This matters for roles that require complex interaction design, information architecture, or system design skills.</w:t>
+              <w:t xml:space="preserve">The data (Return button 0.85, Day End button 0.50) is provided, but without context it raises questions: How many participants? (N=5 vs N=50 changes credibility) What scale? (1-10? 0-1? Percentage?) How was clarity measured? (Think-aloud observation? Preference rating? Task success?) When was it tested? (Before redesign? After? Both?) Without these details, numbers appear to be invented. Even rigorous usability testing, when presented without methodology, looks thin.</w:t>
             </w:r>
           </w:p>
         </w:tc>
@@ -3378,7 +3973,7 @@
                 <w:sz w:val="20"/>
                 <w:szCs w:val="20"/>
               </w:rPr>
-              <w:t xml:space="preserve">Frame the design decisions with more technical depth. For example: 'The icon + text dual representation was not just a labeling decision — it required restructuring the POS component library to support dynamic label widths across 3 screen sizes while maintaining 48px minimum touch targets under retail lighting conditions.' Show the complexity that's hidden behind the simple before/after.</w:t>
+              <w:t xml:space="preserve">Add methodology note in Slide 6 or as caption: 'Usability Testing: 8 retail cashiers completed standardized transaction flows using current design. Clarity rated on 5-point scale (1=completely unclear, 5=completely clear). Mean scores shown. Post-redesign validation scheduled for Month 4.' This level of detail transforms 'numbers without context' into 'specific study results.'</w:t>
             </w:r>
           </w:p>
         </w:tc>
@@ -3439,7 +4034,7 @@
                 <w:sz w:val="20"/>
                 <w:szCs w:val="20"/>
               </w:rPr>
-              <w:t xml:space="preserve">'Faster onboarding' metric is qualitative, not quantified</w:t>
+              <w:t xml:space="preserve">Faster Onboarding mentioned as metric but not quantified</w:t>
             </w:r>
           </w:p>
         </w:tc>
@@ -3467,7 +4062,7 @@
                 <w:sz w:val="20"/>
                 <w:szCs w:val="20"/>
               </w:rPr>
-              <w:t xml:space="preserve">The case study claims icon + text labeling 'meant less training time for new cashiers' but provides no number. Compared to the 427% ROI and &gt;50% time reduction, this unquantified claim weakens the metrics section. It raises the question: 'If you measured ROI so precisely, why didn't you measure onboarding time?'</w:t>
+              <w:t xml:space="preserve">Slide 9 Business Result section lists three impacts: time savings, reduced support, faster onboarding. But only the first two have numbers. 'Faster Onboarding' is unsupported. This creates an impression that metrics are cherry-picked to show only what's measurable, while harder-to-quantify impacts are stated without evidence.</w:t>
             </w:r>
           </w:p>
         </w:tc>
@@ -3495,7 +4090,7 @@
                 <w:sz w:val="20"/>
                 <w:szCs w:val="20"/>
               </w:rPr>
-              <w:t xml:space="preserve">Either quantify it ('New cashier proficiency time reduced from 3 days to 1.5 days based on training records') or remove the claim and replace with something measured, like 'Support tickets related to return process dropped by X% post-launch.'</w:t>
+              <w:t xml:space="preserve">Either (A) Add quantification: 'Onboarding time for new cashiers: 4 hours → 2.5 hours (37% reduction)' with n=X new hires measured, or (B) Reframe: 'Qualitative feedback: All 8 test participants reported reduced cognitive load when learning new buttons.' Being honest about what's measured vs qualitative is more credible than mixing numbers and claims.</w:t>
             </w:r>
           </w:p>
         </w:tc>
@@ -3556,7 +4151,7 @@
                 <w:sz w:val="20"/>
                 <w:szCs w:val="20"/>
               </w:rPr>
-              <w:t xml:space="preserve">No accessibility considerations for POS interface</w:t>
+              <w:t xml:space="preserve">Before/After comparison in Slide 11 shows design, not metrics</w:t>
             </w:r>
           </w:p>
         </w:tc>
@@ -3584,7 +4179,7 @@
                 <w:sz w:val="20"/>
                 <w:szCs w:val="20"/>
               </w:rPr>
-              <w:t xml:space="preserve">POS systems are used in high-stress, high-noise retail environments. There's no mention of color contrast for the new button layout, touch target sizes beyond the annotation, or how the design handles cashiers with visual impairments. For companies that require accessible product design, this is a gap.</w:t>
+              <w:t xml:space="preserve">Slide 11 typically shows before/after in other case studies with quantified metrics (time, error rate, etc.). Retail's before/after focuses on visual redesign, not outcome. This is appropriate for design-focused case study but leaves metrics-minded evaluators wanting quantified before/after proof.</w:t>
             </w:r>
           </w:p>
         </w:tc>
@@ -3612,124 +4207,7 @@
                 <w:sz w:val="20"/>
                 <w:szCs w:val="20"/>
               </w:rPr>
-              <w:t xml:space="preserve">Add one line in the design decisions: 'All buttons meet WCAG AA contrast ratio. Color is never the sole indicator of status — text labels provide redundant encoding.' This takes 30 seconds to add and signals inclusive design thinking.</w:t>
-            </w:r>
-          </w:p>
-        </w:tc>
-      </w:tr>
-      <w:tr>
-        <w:tc>
-          <w:tcPr>
-            <w:tcW w:type="dxa" w:w="1200"/>
-            <w:tcBorders>
-              <w:top w:val="single" w:color="CCCCCC" w:sz="1"/>
-              <w:left w:val="single" w:color="CCCCCC" w:sz="1"/>
-              <w:bottom w:val="single" w:color="CCCCCC" w:sz="1"/>
-              <w:right w:val="single" w:color="CCCCCC" w:sz="1"/>
-            </w:tcBorders>
-            <w:shd w:fill="FFFFFF" w:val="clear"/>
-            <w:tcMar>
-              <w:top w:type="dxa" w:w="80"/>
-              <w:left w:type="dxa" w:w="120"/>
-              <w:bottom w:type="dxa" w:w="80"/>
-              <w:right w:type="dxa" w:w="120"/>
-            </w:tcMar>
-          </w:tcPr>
-          <w:p>
-            <w:r>
-              <w:rPr>
-                <w:rFonts w:ascii="Arial" w:cs="Arial" w:eastAsia="Arial" w:hAnsi="Arial"/>
-                <w:b/>
-                <w:bCs/>
-                <w:color w:val="27AE60"/>
-                <w:sz w:val="20"/>
-                <w:szCs w:val="20"/>
-              </w:rPr>
-              <w:t xml:space="preserve">LOW</w:t>
-            </w:r>
-          </w:p>
-        </w:tc>
-        <w:tc>
-          <w:tcPr>
-            <w:tcW w:type="dxa" w:w="2800"/>
-            <w:tcBorders>
-              <w:top w:val="single" w:color="CCCCCC" w:sz="1"/>
-              <w:left w:val="single" w:color="CCCCCC" w:sz="1"/>
-              <w:bottom w:val="single" w:color="CCCCCC" w:sz="1"/>
-              <w:right w:val="single" w:color="CCCCCC" w:sz="1"/>
-            </w:tcBorders>
-            <w:shd w:fill="FFFFFF" w:val="clear"/>
-            <w:tcMar>
-              <w:top w:type="dxa" w:w="80"/>
-              <w:left w:type="dxa" w:w="120"/>
-              <w:bottom w:type="dxa" w:w="80"/>
-              <w:right w:type="dxa" w:w="120"/>
-            </w:tcMar>
-          </w:tcPr>
-          <w:p>
-            <w:r>
-              <w:rPr>
-                <w:rFonts w:ascii="Arial" w:cs="Arial" w:eastAsia="Arial" w:hAnsi="Arial"/>
-                <w:sz w:val="20"/>
-                <w:szCs w:val="20"/>
-              </w:rPr>
-              <w:t xml:space="preserve">Lessons use slight parallel structure</w:t>
-            </w:r>
-          </w:p>
-        </w:tc>
-        <w:tc>
-          <w:tcPr>
-            <w:tcW w:type="dxa" w:w="2400"/>
-            <w:tcBorders>
-              <w:top w:val="single" w:color="CCCCCC" w:sz="1"/>
-              <w:left w:val="single" w:color="CCCCCC" w:sz="1"/>
-              <w:bottom w:val="single" w:color="CCCCCC" w:sz="1"/>
-              <w:right w:val="single" w:color="CCCCCC" w:sz="1"/>
-            </w:tcBorders>
-            <w:shd w:fill="FFFFFF" w:val="clear"/>
-            <w:tcMar>
-              <w:top w:type="dxa" w:w="80"/>
-              <w:left w:type="dxa" w:w="120"/>
-              <w:bottom w:type="dxa" w:w="80"/>
-              <w:right w:type="dxa" w:w="120"/>
-            </w:tcMar>
-          </w:tcPr>
-          <w:p>
-            <w:r>
-              <w:rPr>
-                <w:rFonts w:ascii="Arial" w:cs="Arial" w:eastAsia="Arial" w:hAnsi="Arial"/>
-                <w:sz w:val="20"/>
-                <w:szCs w:val="20"/>
-              </w:rPr>
-              <w:t xml:space="preserve">'Stakeholder reports != Root cause' and 'Low frequency != Low business impact' use the same X != Y formula. This is minor but when every lesson follows the same pattern, it reads as templated rather than genuinely reflected.</w:t>
-            </w:r>
-          </w:p>
-        </w:tc>
-        <w:tc>
-          <w:tcPr>
-            <w:tcW w:type="dxa" w:w="2960"/>
-            <w:tcBorders>
-              <w:top w:val="single" w:color="CCCCCC" w:sz="1"/>
-              <w:left w:val="single" w:color="CCCCCC" w:sz="1"/>
-              <w:bottom w:val="single" w:color="CCCCCC" w:sz="1"/>
-              <w:right w:val="single" w:color="CCCCCC" w:sz="1"/>
-            </w:tcBorders>
-            <w:shd w:fill="FFFFFF" w:val="clear"/>
-            <w:tcMar>
-              <w:top w:type="dxa" w:w="80"/>
-              <w:left w:type="dxa" w:w="120"/>
-              <w:bottom w:type="dxa" w:w="80"/>
-              <w:right w:type="dxa" w:w="120"/>
-            </w:tcMar>
-          </w:tcPr>
-          <w:p>
-            <w:r>
-              <w:rPr>
-                <w:rFonts w:ascii="Arial" w:cs="Arial" w:eastAsia="Arial" w:hAnsi="Arial"/>
-                <w:sz w:val="20"/>
-                <w:szCs w:val="20"/>
-              </w:rPr>
-              <w:t xml:space="preserve">Vary the lesson format. Keep one as X != Y but rewrite another as a narrative: 'We almost redesigned the wrong thing. The first stakeholder conversation pointed us toward the sale flow. It was only when we watched cashiers directly that returns emerged as the real friction point.'</w:t>
+              <w:t xml:space="preserve">undefined</w:t>
             </w:r>
           </w:p>
         </w:tc>
@@ -3748,7 +4226,7 @@
           <w:sz w:val="24"/>
           <w:szCs w:val="24"/>
         </w:rPr>
-        <w:t xml:space="preserve">1. [HIGH] Only 13 slides — too short to demonstrate full design process depth</w:t>
+        <w:t xml:space="preserve">1. [HIGH] Homepage metrics '-34% cart abandonment, -40% support tickets' are completely absent from case study slides</w:t>
       </w:r>
     </w:p>
     <w:p>
@@ -3772,7 +4250,7 @@
           <w:sz w:val="20"/>
           <w:szCs w:val="20"/>
         </w:rPr>
-        <w:t xml:space="preserve">At 13 slides, this is less than half the length of Golden Paths (23) or Resume Pipeline (27). Hiring managers who spend time reading each case study will notice the imbalance. More importantly, the short format hides the actual design work: Where are the wireframes? How many iterations? What feedback was received and how did the design change? Right now, the case study jumps from problem to solution too fast.</w:t>
+        <w:t xml:space="preserve">Portfolio homepage shows these metrics prominently, but they don't appear anywhere in the 13-slide Retail case study. This creates two problems: (1) If these metrics were measured, they belong in Slide 9 Business Results and their absence is unexplained, (2) If they weren't measured, listing them on homepage is marketing fabrication. Either way, it undermines credibility. This exact pattern appears on Resume Pipeline ('2.5-3x callback rate') and suggests a systematic issue where metrics are added to homepage cards without verifying they're supported in case study slides.</w:t>
       </w:r>
     </w:p>
     <w:p>
@@ -3796,7 +4274,7 @@
           <w:sz w:val="20"/>
           <w:szCs w:val="20"/>
         </w:rPr>
-        <w:t xml:space="preserve">Expand to 18-20 slides. Add: (a) 2-3 slides showing iteration — first wireframe attempt, cashier feedback, revised design. (b) 1 slide showing the before state screenshots of the old POS interface. (c) 1 slide showing the mid-fi prototype with specific cashier test scenario details.</w:t>
+        <w:t xml:space="preserve">Option A: If the metrics exist, add them to Slide 9: 'Business Results: Faster checkout (&gt;50% time savings), Reduced support load (-40% support tickets related to POS confusion), Improved onboarding (-34% abandonment in new cashier training).' With specific numbers and attribution. Option B: If the metrics don't exist or can't be verified, remove them from homepage and stick to what's in slides: 427.4% ROI, &gt;50% time saved. Metrics consistency between homepage and case study is critical for credibility.</w:t>
       </w:r>
     </w:p>
     <w:p>
@@ -3812,7 +4290,7 @@
           <w:sz w:val="24"/>
           <w:szCs w:val="24"/>
         </w:rPr>
-        <w:t xml:space="preserve">2. [HIGH] No design iteration evidence — looks like a straight problem-to-solution path</w:t>
+        <w:t xml:space="preserve">2. [HIGH] 427.4% ROI is stated but calculation methodology is hidden, unlike Finance Dashboard</w:t>
       </w:r>
     </w:p>
     <w:p>
@@ -3836,7 +4314,7 @@
           <w:sz w:val="20"/>
           <w:szCs w:val="20"/>
         </w:rPr>
-        <w:t xml:space="preserve">The current flow is: Problem -&gt; Research -&gt; Design -&gt; Results. There's no visible moment where the design failed or was revised. This makes it look like the solution was obvious, which undermines the designer's contribution. If the solution was obvious, why was the design broken in the first place?</w:t>
+        <w:t xml:space="preserve">The Finance Dashboard case study explicitly shows ROI math: 30min/day × 250 days × $11/hr = $1,375 saved, $1,360 design cost = 104% ROI. This transparency makes the number credible and verifiable. Retail's 427.4% has no such breakdown. It appears precise (427.4 not 425 or 400-450) which could indicate real calculation, but the absence of math makes hiring managers question whether it's estimated, calculated, or fabricated. In an interview: 'Walk me through how you calculated the ROI' — if the answer is vague, credibility evaporates.</w:t>
       </w:r>
     </w:p>
     <w:p>
@@ -3860,7 +4338,7 @@
           <w:sz w:val="20"/>
           <w:szCs w:val="20"/>
         </w:rPr>
-        <w:t xml:space="preserve">Add a 'What We Tried First' slide showing at least one design direction that was tested and abandoned. Example: 'We initially tried tabbed navigation for activities, but cashier testing showed tab switching during transactions caused errors. We switched to flat button layout.' Iteration evidence is what separates senior designers from juniors.</w:t>
+        <w:t xml:space="preserve">Add one paragraph to Slide 9 or 10 showing ROI calculation: 'ROI Methodology: Average cashier processes 50 transactions/day × $20 transaction value = $1,000 daily revenue impact × 250 working days/year = $250K annual transaction volume. Time savings of 30 seconds per transaction × 50 daily transactions = 25 min/day saved = 100 hours/year saved × $25/hr average cashier cost = $2,500 annual labor savings. Design investment: $X (internal team) = Y% ROI.' The math doesn't have to result in 427.4%, but transparency is more important than hitting a specific number.</w:t>
       </w:r>
     </w:p>
     <w:p>
@@ -3876,7 +4354,7 @@
           <w:sz w:val="24"/>
           <w:szCs w:val="24"/>
         </w:rPr>
-        <w:t xml:space="preserve">3. [MEDIUM] Technical scope reads as button reorganization</w:t>
+        <w:t xml:space="preserve">3. [MEDIUM] Usability test clarity scores provided (0.50-0.85) but sample size and methodology not explained</w:t>
       </w:r>
     </w:p>
     <w:p>
@@ -3900,7 +4378,7 @@
           <w:sz w:val="20"/>
           <w:szCs w:val="20"/>
         </w:rPr>
-        <w:t xml:space="preserve">A skeptical hiring manager could summarize this case study as: 'They moved some buttons around and added text labels.' While the business impact is clear, the design complexity isn't. This matters for roles that require complex interaction design, information architecture, or system design skills.</w:t>
+        <w:t xml:space="preserve">The data (Return button 0.85, Day End button 0.50) is provided, but without context it raises questions: How many participants? (N=5 vs N=50 changes credibility) What scale? (1-10? 0-1? Percentage?) How was clarity measured? (Think-aloud observation? Preference rating? Task success?) When was it tested? (Before redesign? After? Both?) Without these details, numbers appear to be invented. Even rigorous usability testing, when presented without methodology, looks thin.</w:t>
       </w:r>
     </w:p>
     <w:p>
@@ -3924,7 +4402,7 @@
           <w:sz w:val="20"/>
           <w:szCs w:val="20"/>
         </w:rPr>
-        <w:t xml:space="preserve">Frame the design decisions with more technical depth. For example: 'The icon + text dual representation was not just a labeling decision — it required restructuring the POS component library to support dynamic label widths across 3 screen sizes while maintaining 48px minimum touch targets under retail lighting conditions.' Show the complexity that's hidden behind the simple before/after.</w:t>
+        <w:t xml:space="preserve">Add methodology note in Slide 6 or as caption: 'Usability Testing: 8 retail cashiers completed standardized transaction flows using current design. Clarity rated on 5-point scale (1=completely unclear, 5=completely clear). Mean scores shown. Post-redesign validation scheduled for Month 4.' This level of detail transforms 'numbers without context' into 'specific study results.'</w:t>
       </w:r>
     </w:p>
     <w:p>
@@ -3940,7 +4418,7 @@
           <w:sz w:val="24"/>
           <w:szCs w:val="24"/>
         </w:rPr>
-        <w:t xml:space="preserve">4. [MEDIUM] 'Faster onboarding' metric is qualitative, not quantified</w:t>
+        <w:t xml:space="preserve">4. [MEDIUM] Faster Onboarding mentioned as metric but not quantified</w:t>
       </w:r>
     </w:p>
     <w:p>
@@ -3964,7 +4442,7 @@
           <w:sz w:val="20"/>
           <w:szCs w:val="20"/>
         </w:rPr>
-        <w:t xml:space="preserve">The case study claims icon + text labeling 'meant less training time for new cashiers' but provides no number. Compared to the 427% ROI and &gt;50% time reduction, this unquantified claim weakens the metrics section. It raises the question: 'If you measured ROI so precisely, why didn't you measure onboarding time?'</w:t>
+        <w:t xml:space="preserve">Slide 9 Business Result section lists three impacts: time savings, reduced support, faster onboarding. But only the first two have numbers. 'Faster Onboarding' is unsupported. This creates an impression that metrics are cherry-picked to show only what's measurable, while harder-to-quantify impacts are stated without evidence.</w:t>
       </w:r>
     </w:p>
     <w:p>
@@ -3988,7 +4466,7 @@
           <w:sz w:val="20"/>
           <w:szCs w:val="20"/>
         </w:rPr>
-        <w:t xml:space="preserve">Either quantify it ('New cashier proficiency time reduced from 3 days to 1.5 days based on training records') or remove the claim and replace with something measured, like 'Support tickets related to return process dropped by X% post-launch.'</w:t>
+        <w:t xml:space="preserve">Either (A) Add quantification: 'Onboarding time for new cashiers: 4 hours → 2.5 hours (37% reduction)' with n=X new hires measured, or (B) Reframe: 'Qualitative feedback: All 8 test participants reported reduced cognitive load when learning new buttons.' Being honest about what's measured vs qualitative is more credible than mixing numbers and claims.</w:t>
       </w:r>
     </w:p>
     <w:p>
@@ -4004,7 +4482,7 @@
           <w:sz w:val="24"/>
           <w:szCs w:val="24"/>
         </w:rPr>
-        <w:t xml:space="preserve">5. [LOW] No accessibility considerations for POS interface</w:t>
+        <w:t xml:space="preserve">5. [LOW] Before/After comparison in Slide 11 shows design, not metrics</w:t>
       </w:r>
     </w:p>
     <w:p>
@@ -4028,7 +4506,7 @@
           <w:sz w:val="20"/>
           <w:szCs w:val="20"/>
         </w:rPr>
-        <w:t xml:space="preserve">POS systems are used in high-stress, high-noise retail environments. There's no mention of color contrast for the new button layout, touch target sizes beyond the annotation, or how the design handles cashiers with visual impairments. For companies that require accessible product design, this is a gap.</w:t>
+        <w:t xml:space="preserve">Slide 11 typically shows before/after in other case studies with quantified metrics (time, error rate, etc.). Retail's before/after focuses on visual redesign, not outcome. This is appropriate for design-focused case study but leaves metrics-minded evaluators wanting quantified before/after proof.</w:t>
       </w:r>
     </w:p>
     <w:p>
@@ -4052,76 +4530,9 @@
           <w:sz w:val="20"/>
           <w:szCs w:val="20"/>
         </w:rPr>
-        <w:t xml:space="preserve">Add one line in the design decisions: 'All buttons meet WCAG AA contrast ratio. Color is never the sole indicator of status — text labels provide redundant encoding.' This takes 30 seconds to add and signals inclusive design thinking.</w:t>
-      </w:r>
-    </w:p>
-    <w:p>
-      <w:pPr>
-        <w:spacing w:after="120" w:before="200"/>
-      </w:pPr>
-      <w:r>
-        <w:rPr>
-          <w:rFonts w:ascii="Arial" w:cs="Arial" w:eastAsia="Arial" w:hAnsi="Arial"/>
-          <w:b/>
-          <w:bCs/>
-          <w:color w:val="0F2440"/>
-          <w:sz w:val="24"/>
-          <w:szCs w:val="24"/>
-        </w:rPr>
-        <w:t xml:space="preserve">6. [LOW] Lessons use slight parallel structure</w:t>
-      </w:r>
-    </w:p>
-    <w:p>
-      <w:pPr>
-        <w:spacing w:after="80"/>
-      </w:pPr>
-      <w:r>
-        <w:rPr>
-          <w:rFonts w:ascii="Arial" w:cs="Arial" w:eastAsia="Arial" w:hAnsi="Arial"/>
-          <w:b/>
-          <w:bCs/>
-          <w:color w:val="C0392B"/>
-          <w:sz w:val="20"/>
-          <w:szCs w:val="20"/>
-        </w:rPr>
-        <w:t xml:space="preserve">Why It Hurts: </w:t>
-      </w:r>
-      <w:r>
-        <w:rPr>
-          <w:rFonts w:ascii="Arial" w:cs="Arial" w:eastAsia="Arial" w:hAnsi="Arial"/>
-          <w:sz w:val="20"/>
-          <w:szCs w:val="20"/>
-        </w:rPr>
-        <w:t xml:space="preserve">'Stakeholder reports != Root cause' and 'Low frequency != Low business impact' use the same X != Y formula. This is minor but when every lesson follows the same pattern, it reads as templated rather than genuinely reflected.</w:t>
-      </w:r>
-    </w:p>
-    <w:p>
-      <w:pPr>
-        <w:spacing w:after="160"/>
-      </w:pPr>
-      <w:r>
-        <w:rPr>
-          <w:rFonts w:ascii="Arial" w:cs="Arial" w:eastAsia="Arial" w:hAnsi="Arial"/>
-          <w:b/>
-          <w:bCs/>
-          <w:color w:val="27AE60"/>
-          <w:sz w:val="20"/>
-          <w:szCs w:val="20"/>
-        </w:rPr>
-        <w:t xml:space="preserve">Suggested Fix: </w:t>
-      </w:r>
-      <w:r>
-        <w:rPr>
-          <w:rFonts w:ascii="Arial" w:cs="Arial" w:eastAsia="Arial" w:hAnsi="Arial"/>
-          <w:sz w:val="20"/>
-          <w:szCs w:val="20"/>
-        </w:rPr>
-        <w:t xml:space="preserve">Vary the lesson format. Keep one as X != Y but rewrite another as a narrative: 'We almost redesigned the wrong thing. The first stakeholder conversation pointed us toward the sale flow. It was only when we watched cashiers directly that returns emerged as the real friction point.'</w:t>
       </w:r>
     </w:p>
     <w:sectPr>
-      <w:headerReference w:type="default" r:id="rId7"/>
-      <w:footerReference w:type="default" r:id="rId8"/>
       <w:pgSz w:w="12240" w:h="15840" w:orient="portrait"/>
       <w:pgMar w:top="1440" w:right="1440" w:bottom="1440" w:left="1440" w:header="708" w:footer="708" w:gutter="0"/>
       <w:pgNumType/>
@@ -4172,35 +4583,6 @@
 </w:endnotes>
 </file>
 
-<file path=word/footer1.xml><?xml version="1.0" encoding="utf-8"?>
-<w:ftr xmlns:wpc="http://schemas.microsoft.com/office/word/2010/wordprocessingCanvas" xmlns:mc="http://schemas.openxmlformats.org/markup-compatibility/2006" xmlns:o="urn:schemas-microsoft-com:office:office" xmlns:r="http://schemas.openxmlformats.org/officeDocument/2006/relationships" xmlns:m="http://schemas.openxmlformats.org/officeDocument/2006/math" xmlns:v="urn:schemas-microsoft-com:vml" xmlns:wp14="http://schemas.microsoft.com/office/word/2010/wordprocessingDrawing" xmlns:wp="http://schemas.openxmlformats.org/drawingml/2006/wordprocessingDrawing" xmlns:w10="urn:schemas-microsoft-com:office:word" xmlns:w="http://schemas.openxmlformats.org/wordprocessingml/2006/main" xmlns:w14="http://schemas.microsoft.com/office/word/2010/wordml" xmlns:w15="http://schemas.microsoft.com/office/word/2012/wordml" xmlns:wpg="http://schemas.microsoft.com/office/word/2010/wordprocessingGroup" xmlns:wpi="http://schemas.microsoft.com/office/word/2010/wordprocessingInk" xmlns:wne="http://schemas.microsoft.com/office/word/2006/wordml" xmlns:wps="http://schemas.microsoft.com/office/word/2010/wordprocessingShape">
-  <w:p>
-    <w:pPr>
-      <w:jc w:val="center"/>
-    </w:pPr>
-    <w:r>
-      <w:rPr>
-        <w:rFonts w:ascii="Arial" w:cs="Arial" w:eastAsia="Arial" w:hAnsi="Arial"/>
-        <w:sz w:val="16"/>
-        <w:szCs w:val="16"/>
-      </w:rPr>
-      <w:t xml:space="preserve">Page </w:t>
-    </w:r>
-    <w:r>
-      <w:rPr>
-        <w:rFonts w:ascii="Arial" w:cs="Arial" w:eastAsia="Arial" w:hAnsi="Arial"/>
-        <w:sz w:val="16"/>
-        <w:szCs w:val="16"/>
-      </w:rPr>
-      <w:fldChar w:fldCharType="begin"/>
-      <w:instrText xml:space="preserve">PAGE</w:instrText>
-      <w:fldChar w:fldCharType="separate"/>
-      <w:fldChar w:fldCharType="end"/>
-    </w:r>
-  </w:p>
-</w:ftr>
-</file>
-
 <file path=word/footnotes.xml><?xml version="1.0" encoding="utf-8"?>
 <w:footnotes xmlns:wpc="http://schemas.microsoft.com/office/word/2010/wordprocessingCanvas" xmlns:mc="http://schemas.openxmlformats.org/markup-compatibility/2006" xmlns:o="urn:schemas-microsoft-com:office:office" xmlns:r="http://schemas.openxmlformats.org/officeDocument/2006/relationships" xmlns:m="http://schemas.openxmlformats.org/officeDocument/2006/math" xmlns:v="urn:schemas-microsoft-com:vml" xmlns:wp14="http://schemas.microsoft.com/office/word/2010/wordprocessingDrawing" xmlns:wp="http://schemas.openxmlformats.org/drawingml/2006/wordprocessingDrawing" xmlns:w10="urn:schemas-microsoft-com:office:word" xmlns:w="http://schemas.openxmlformats.org/wordprocessingml/2006/main" xmlns:w14="http://schemas.microsoft.com/office/word/2010/wordml" xmlns:w15="http://schemas.microsoft.com/office/word/2012/wordml" xmlns:wpg="http://schemas.microsoft.com/office/word/2010/wordprocessingGroup" xmlns:wpi="http://schemas.microsoft.com/office/word/2010/wordprocessingInk" xmlns:wne="http://schemas.microsoft.com/office/word/2006/wordml" xmlns:wps="http://schemas.microsoft.com/office/word/2010/wordprocessingShape" mc:Ignorable="w14 w15 wp14">
   <w:footnote w:type="separator" w:id="-1">
@@ -4236,22 +4618,6 @@
     </w:p>
   </w:footnote>
 </w:footnotes>
-</file>
-
-<file path=word/header1.xml><?xml version="1.0" encoding="utf-8"?>
-<w:hdr xmlns:wpc="http://schemas.microsoft.com/office/word/2010/wordprocessingCanvas" xmlns:mc="http://schemas.openxmlformats.org/markup-compatibility/2006" xmlns:o="urn:schemas-microsoft-com:office:office" xmlns:r="http://schemas.openxmlformats.org/officeDocument/2006/relationships" xmlns:m="http://schemas.openxmlformats.org/officeDocument/2006/math" xmlns:v="urn:schemas-microsoft-com:vml" xmlns:wp14="http://schemas.microsoft.com/office/word/2010/wordprocessingDrawing" xmlns:wp="http://schemas.openxmlformats.org/drawingml/2006/wordprocessingDrawing" xmlns:w10="urn:schemas-microsoft-com:office:word" xmlns:w="http://schemas.openxmlformats.org/wordprocessingml/2006/main" xmlns:w14="http://schemas.microsoft.com/office/word/2010/wordml" xmlns:w15="http://schemas.microsoft.com/office/word/2012/wordml" xmlns:wpg="http://schemas.microsoft.com/office/word/2010/wordprocessingGroup" xmlns:wpi="http://schemas.microsoft.com/office/word/2010/wordprocessingInk" xmlns:wne="http://schemas.microsoft.com/office/word/2006/wordml" xmlns:wps="http://schemas.microsoft.com/office/word/2010/wordprocessingShape" xmlns:cx="http://schemas.microsoft.com/office/drawing/2014/chartex" xmlns:cx1="http://schemas.microsoft.com/office/drawing/2015/9/8/chartex" xmlns:cx2="http://schemas.microsoft.com/office/drawing/2015/10/21/chartex" xmlns:cx3="http://schemas.microsoft.com/office/drawing/2016/5/9/chartex" xmlns:cx4="http://schemas.microsoft.com/office/drawing/2016/5/10/chartex" xmlns:cx5="http://schemas.microsoft.com/office/drawing/2016/5/11/chartex" xmlns:cx6="http://schemas.microsoft.com/office/drawing/2016/5/12/chartex" xmlns:cx7="http://schemas.microsoft.com/office/drawing/2016/5/13/chartex" xmlns:cx8="http://schemas.microsoft.com/office/drawing/2016/5/14/chartex" xmlns:w16cid="http://schemas.microsoft.com/office/word/2016/wordml/cid" xmlns:w16se="http://schemas.microsoft.com/office/word/2015/wordml/symex">
-  <w:p>
-    <w:r>
-      <w:rPr>
-        <w:rFonts w:ascii="Arial" w:cs="Arial" w:eastAsia="Arial" w:hAnsi="Arial"/>
-        <w:color w:val="333333"/>
-        <w:sz w:val="16"/>
-        <w:szCs w:val="16"/>
-      </w:rPr>
-      <w:t xml:space="preserve">Case Study Review: From Feedback to 427% ROI: Redesigning the Return Process</w:t>
-    </w:r>
-  </w:p>
-</w:hdr>
 </file>
 
 <file path=word/numbering.xml><?xml version="1.0" encoding="utf-8"?>
